--- a/01_INGENIERIA_DE_REQUERIMIENTOS/10_RESTRICCIONES_Y_LIMITACIONES.docx
+++ b/01_INGENIERIA_DE_REQUERIMIENTOS/10_RESTRICCIONES_Y_LIMITACIONES.docx
@@ -497,7 +497,7 @@
       <w:r>
         <w:t xml:space="preserve">Restricciones de negocio, técnicas, legales y de entorno, y limitaciones del producto. Las limitaciones de esta auditoría están en </w:t>
       </w:r>
-      <w:hyperlink w:history="1" r:id="rIdow3wqy2rz1llci42plnsw">
+      <w:hyperlink w:history="1" r:id="rId9ql_uoioscf_msbgqkv-e">
         <w:r>
           <w:rPr>
             <w:color w:val="1D4ED8"/>
@@ -2804,103 +2804,18 @@
           <w:p>
             <w:r>
               <w:rPr>
-                <w:sz w:val="17"/>
-                <w:szCs w:val="17"/>
-              </w:rPr>
-              <w:t xml:space="preserve">Mi cuenta sin pantalla (salvo cambio de contraseña)</w:t>
-            </w:r>
-          </w:p>
-        </w:tc>
-        <w:tc>
-          <w:tcPr>
-            <w:tcW w:type="dxa" w:w="3321"/>
-            <w:tcBorders>
-              <w:top w:val="single" w:color="CBD5E1" w:sz="4"/>
-              <w:left w:val="single" w:color="CBD5E1" w:sz="4"/>
-              <w:bottom w:val="single" w:color="CBD5E1" w:sz="4"/>
-              <w:right w:val="single" w:color="CBD5E1" w:sz="4"/>
-            </w:tcBorders>
-            <w:tcMar>
-              <w:top w:type="dxa" w:w="60"/>
-              <w:left w:type="dxa" w:w="90"/>
-              <w:bottom w:type="dxa" w:w="60"/>
-              <w:right w:type="dxa" w:w="90"/>
-            </w:tcMar>
-            <w:vAlign w:val="top"/>
-          </w:tcPr>
-          <w:p>
-            <w:r>
-              <w:rPr>
-                <w:sz w:val="17"/>
-                <w:szCs w:val="17"/>
-              </w:rPr>
-              <w:t xml:space="preserve">REQ</w:t>
-              <w:noBreakHyphen/>
-              <w:t xml:space="preserve">F</w:t>
-              <w:noBreakHyphen/>
-              <w:t xml:space="preserve">010 a 013, BUG</w:t>
-              <w:noBreakHyphen/>
-              <w:t xml:space="preserve">004, BUG</w:t>
-              <w:noBreakHyphen/>
-              <w:t xml:space="preserve">005</w:t>
-            </w:r>
-          </w:p>
-        </w:tc>
-      </w:tr>
-      <w:tr>
-        <w:tc>
-          <w:tcPr>
-            <w:tcW w:type="dxa" w:w="1057"/>
-            <w:tcBorders>
-              <w:top w:val="single" w:color="CBD5E1" w:sz="4"/>
-              <w:left w:val="single" w:color="CBD5E1" w:sz="4"/>
-              <w:bottom w:val="single" w:color="CBD5E1" w:sz="4"/>
-              <w:right w:val="single" w:color="CBD5E1" w:sz="4"/>
-            </w:tcBorders>
-            <w:tcMar>
-              <w:top w:type="dxa" w:w="60"/>
-              <w:left w:type="dxa" w:w="90"/>
-              <w:bottom w:type="dxa" w:w="60"/>
-              <w:right w:type="dxa" w:w="90"/>
-            </w:tcMar>
-            <w:vAlign w:val="top"/>
-          </w:tcPr>
-          <w:p>
-            <w:r>
-              <w:rPr>
-                <w:sz w:val="17"/>
-                <w:szCs w:val="17"/>
-              </w:rPr>
-              <w:t xml:space="preserve">LIM</w:t>
-              <w:noBreakHyphen/>
-              <w:t xml:space="preserve">04</w:t>
-            </w:r>
-          </w:p>
-        </w:tc>
-        <w:tc>
-          <w:tcPr>
-            <w:tcW w:type="dxa" w:w="4982"/>
-            <w:tcBorders>
-              <w:top w:val="single" w:color="CBD5E1" w:sz="4"/>
-              <w:left w:val="single" w:color="CBD5E1" w:sz="4"/>
-              <w:bottom w:val="single" w:color="CBD5E1" w:sz="4"/>
-              <w:right w:val="single" w:color="CBD5E1" w:sz="4"/>
-            </w:tcBorders>
-            <w:tcMar>
-              <w:top w:type="dxa" w:w="60"/>
-              <w:left w:type="dxa" w:w="90"/>
-              <w:bottom w:type="dxa" w:w="60"/>
-              <w:right w:type="dxa" w:w="90"/>
-            </w:tcMar>
-            <w:vAlign w:val="top"/>
-          </w:tcPr>
-          <w:p>
-            <w:r>
-              <w:rPr>
-                <w:sz w:val="17"/>
-                <w:szCs w:val="17"/>
-              </w:rPr>
-              <w:t xml:space="preserve">Las referencias institucionales sembradas tienen precio 0 y </w:t>
+                <w:strike/>
+                <w:sz w:val="17"/>
+                <w:szCs w:val="17"/>
+              </w:rPr>
+              <w:t xml:space="preserve">Mi cuenta sin pantalla</w:t>
+            </w:r>
+            <w:r>
+              <w:rPr>
+                <w:sz w:val="17"/>
+                <w:szCs w:val="17"/>
+              </w:rPr>
+              <w:t xml:space="preserve"> Resuelta el 2026-10-16 (</w:t>
             </w:r>
             <w:r>
               <w:rPr>
@@ -2909,14 +2824,14 @@
                 <w:szCs w:val="16"/>
                 <w:shd w:fill="F1F5F9" w:color="auto" w:val="clear"/>
               </w:rPr>
-              <w:t xml:space="preserve">cotizacion_requerida</w:t>
-            </w:r>
-            <w:r>
-              <w:rPr>
-                <w:sz w:val="17"/>
-                <w:szCs w:val="17"/>
-              </w:rPr>
-              <w:t xml:space="preserve">: no se compran (409 </w:t>
+              <w:t xml:space="preserve">mi-cuenta.html</w:t>
+            </w:r>
+            <w:r>
+              <w:rPr>
+                <w:sz w:val="17"/>
+                <w:szCs w:val="17"/>
+              </w:rPr>
+              <w:t xml:space="preserve">, </w:t>
             </w:r>
             <w:r>
               <w:rPr>
@@ -2925,14 +2840,14 @@
                 <w:szCs w:val="16"/>
                 <w:shd w:fill="F1F5F9" w:color="auto" w:val="clear"/>
               </w:rPr>
-              <w:t xml:space="preserve">COTIZACION_REQUERIDA</w:t>
-            </w:r>
-            <w:r>
-              <w:rPr>
-                <w:sz w:val="17"/>
-                <w:szCs w:val="17"/>
-              </w:rPr>
-              <w:t xml:space="preserve">), solo se cotizan</w:t>
+              <w:t xml:space="preserve">admin-contacto.html</w:t>
+            </w:r>
+            <w:r>
+              <w:rPr>
+                <w:sz w:val="17"/>
+                <w:szCs w:val="17"/>
+              </w:rPr>
+              <w:t xml:space="preserve">)</w:t>
             </w:r>
           </w:p>
         </w:tc>
@@ -2954,6 +2869,79 @@
             <w:vAlign w:val="top"/>
           </w:tcPr>
           <w:p>
+            <w:r>
+              <w:rPr>
+                <w:sz w:val="17"/>
+                <w:szCs w:val="17"/>
+              </w:rPr>
+              <w:t xml:space="preserve">REQ</w:t>
+              <w:noBreakHyphen/>
+              <w:t xml:space="preserve">F</w:t>
+              <w:noBreakHyphen/>
+              <w:t xml:space="preserve">010 a 013, BUG</w:t>
+              <w:noBreakHyphen/>
+              <w:t xml:space="preserve">004, BUG</w:t>
+              <w:noBreakHyphen/>
+              <w:t xml:space="preserve">005</w:t>
+            </w:r>
+          </w:p>
+        </w:tc>
+      </w:tr>
+      <w:tr>
+        <w:tc>
+          <w:tcPr>
+            <w:tcW w:type="dxa" w:w="1057"/>
+            <w:tcBorders>
+              <w:top w:val="single" w:color="CBD5E1" w:sz="4"/>
+              <w:left w:val="single" w:color="CBD5E1" w:sz="4"/>
+              <w:bottom w:val="single" w:color="CBD5E1" w:sz="4"/>
+              <w:right w:val="single" w:color="CBD5E1" w:sz="4"/>
+            </w:tcBorders>
+            <w:tcMar>
+              <w:top w:type="dxa" w:w="60"/>
+              <w:left w:type="dxa" w:w="90"/>
+              <w:bottom w:type="dxa" w:w="60"/>
+              <w:right w:type="dxa" w:w="90"/>
+            </w:tcMar>
+            <w:vAlign w:val="top"/>
+          </w:tcPr>
+          <w:p>
+            <w:r>
+              <w:rPr>
+                <w:sz w:val="17"/>
+                <w:szCs w:val="17"/>
+              </w:rPr>
+              <w:t xml:space="preserve">LIM</w:t>
+              <w:noBreakHyphen/>
+              <w:t xml:space="preserve">04</w:t>
+            </w:r>
+          </w:p>
+        </w:tc>
+        <w:tc>
+          <w:tcPr>
+            <w:tcW w:type="dxa" w:w="4982"/>
+            <w:tcBorders>
+              <w:top w:val="single" w:color="CBD5E1" w:sz="4"/>
+              <w:left w:val="single" w:color="CBD5E1" w:sz="4"/>
+              <w:bottom w:val="single" w:color="CBD5E1" w:sz="4"/>
+              <w:right w:val="single" w:color="CBD5E1" w:sz="4"/>
+            </w:tcBorders>
+            <w:tcMar>
+              <w:top w:type="dxa" w:w="60"/>
+              <w:left w:type="dxa" w:w="90"/>
+              <w:bottom w:type="dxa" w:w="60"/>
+              <w:right w:type="dxa" w:w="90"/>
+            </w:tcMar>
+            <w:vAlign w:val="top"/>
+          </w:tcPr>
+          <w:p>
+            <w:r>
+              <w:rPr>
+                <w:sz w:val="17"/>
+                <w:szCs w:val="17"/>
+              </w:rPr>
+              <w:t xml:space="preserve">Las referencias institucionales sembradas tienen precio 0 y </w:t>
+            </w:r>
             <w:r>
               <w:rPr>
                 <w:rFonts w:ascii="Consolas" w:cs="Consolas" w:eastAsia="Consolas" w:hAnsi="Consolas"/>
@@ -2961,14 +2949,14 @@
                 <w:szCs w:val="16"/>
                 <w:shd w:fill="F1F5F9" w:color="auto" w:val="clear"/>
               </w:rPr>
-              <w:t xml:space="preserve">../backend/src/db.js</w:t>
-            </w:r>
-            <w:r>
-              <w:rPr>
-                <w:sz w:val="17"/>
-                <w:szCs w:val="17"/>
-              </w:rPr>
-              <w:t xml:space="preserve">, </w:t>
+              <w:t xml:space="preserve">cotizacion_requerida</w:t>
+            </w:r>
+            <w:r>
+              <w:rPr>
+                <w:sz w:val="17"/>
+                <w:szCs w:val="17"/>
+              </w:rPr>
+              <w:t xml:space="preserve">: no se compran (409 </w:t>
             </w:r>
             <w:r>
               <w:rPr>
@@ -2977,135 +2965,20 @@
                 <w:szCs w:val="16"/>
                 <w:shd w:fill="F1F5F9" w:color="auto" w:val="clear"/>
               </w:rPr>
-              <w:t xml:space="preserve">../backend/src/autorizacion.js</w:t>
-            </w:r>
-          </w:p>
-        </w:tc>
-      </w:tr>
-      <w:tr>
-        <w:tc>
-          <w:tcPr>
-            <w:tcW w:type="dxa" w:w="1057"/>
-            <w:tcBorders>
-              <w:top w:val="single" w:color="CBD5E1" w:sz="4"/>
-              <w:left w:val="single" w:color="CBD5E1" w:sz="4"/>
-              <w:bottom w:val="single" w:color="CBD5E1" w:sz="4"/>
-              <w:right w:val="single" w:color="CBD5E1" w:sz="4"/>
-            </w:tcBorders>
-            <w:tcMar>
-              <w:top w:type="dxa" w:w="60"/>
-              <w:left w:type="dxa" w:w="90"/>
-              <w:bottom w:type="dxa" w:w="60"/>
-              <w:right w:type="dxa" w:w="90"/>
-            </w:tcMar>
-            <w:vAlign w:val="top"/>
-          </w:tcPr>
-          <w:p>
-            <w:r>
-              <w:rPr>
-                <w:sz w:val="17"/>
-                <w:szCs w:val="17"/>
-              </w:rPr>
-              <w:t xml:space="preserve">LIM</w:t>
-              <w:noBreakHyphen/>
-              <w:t xml:space="preserve">05</w:t>
-            </w:r>
-          </w:p>
-        </w:tc>
-        <w:tc>
-          <w:tcPr>
-            <w:tcW w:type="dxa" w:w="4982"/>
-            <w:tcBorders>
-              <w:top w:val="single" w:color="CBD5E1" w:sz="4"/>
-              <w:left w:val="single" w:color="CBD5E1" w:sz="4"/>
-              <w:bottom w:val="single" w:color="CBD5E1" w:sz="4"/>
-              <w:right w:val="single" w:color="CBD5E1" w:sz="4"/>
-            </w:tcBorders>
-            <w:tcMar>
-              <w:top w:type="dxa" w:w="60"/>
-              <w:left w:type="dxa" w:w="90"/>
-              <w:bottom w:type="dxa" w:w="60"/>
-              <w:right w:type="dxa" w:w="90"/>
-            </w:tcMar>
-            <w:vAlign w:val="top"/>
-          </w:tcPr>
-          <w:p>
-            <w:r>
-              <w:rPr>
-                <w:sz w:val="17"/>
-                <w:szCs w:val="17"/>
-              </w:rPr>
-              <w:t xml:space="preserve">Traducción incompleta</w:t>
+              <w:t xml:space="preserve">COTIZACION_REQUERIDA</w:t>
+            </w:r>
+            <w:r>
+              <w:rPr>
+                <w:sz w:val="17"/>
+                <w:szCs w:val="17"/>
+              </w:rPr>
+              <w:t xml:space="preserve">), solo se cotizan</w:t>
             </w:r>
           </w:p>
         </w:tc>
         <w:tc>
           <w:tcPr>
             <w:tcW w:type="dxa" w:w="3321"/>
-            <w:tcBorders>
-              <w:top w:val="single" w:color="CBD5E1" w:sz="4"/>
-              <w:left w:val="single" w:color="CBD5E1" w:sz="4"/>
-              <w:bottom w:val="single" w:color="CBD5E1" w:sz="4"/>
-              <w:right w:val="single" w:color="CBD5E1" w:sz="4"/>
-            </w:tcBorders>
-            <w:tcMar>
-              <w:top w:type="dxa" w:w="60"/>
-              <w:left w:type="dxa" w:w="90"/>
-              <w:bottom w:type="dxa" w:w="60"/>
-              <w:right w:type="dxa" w:w="90"/>
-            </w:tcMar>
-            <w:vAlign w:val="top"/>
-          </w:tcPr>
-          <w:p>
-            <w:r>
-              <w:rPr>
-                <w:sz w:val="17"/>
-                <w:szCs w:val="17"/>
-              </w:rPr>
-              <w:t xml:space="preserve">REQ</w:t>
-              <w:noBreakHyphen/>
-              <w:t xml:space="preserve">F</w:t>
-              <w:noBreakHyphen/>
-              <w:t xml:space="preserve">038, BUG</w:t>
-              <w:noBreakHyphen/>
-              <w:t xml:space="preserve">016</w:t>
-            </w:r>
-          </w:p>
-        </w:tc>
-      </w:tr>
-      <w:tr>
-        <w:tc>
-          <w:tcPr>
-            <w:tcW w:type="dxa" w:w="1057"/>
-            <w:tcBorders>
-              <w:top w:val="single" w:color="CBD5E1" w:sz="4"/>
-              <w:left w:val="single" w:color="CBD5E1" w:sz="4"/>
-              <w:bottom w:val="single" w:color="CBD5E1" w:sz="4"/>
-              <w:right w:val="single" w:color="CBD5E1" w:sz="4"/>
-            </w:tcBorders>
-            <w:tcMar>
-              <w:top w:type="dxa" w:w="60"/>
-              <w:left w:type="dxa" w:w="90"/>
-              <w:bottom w:type="dxa" w:w="60"/>
-              <w:right w:type="dxa" w:w="90"/>
-            </w:tcMar>
-            <w:vAlign w:val="top"/>
-          </w:tcPr>
-          <w:p>
-            <w:r>
-              <w:rPr>
-                <w:sz w:val="17"/>
-                <w:szCs w:val="17"/>
-              </w:rPr>
-              <w:t xml:space="preserve">LIM</w:t>
-              <w:noBreakHyphen/>
-              <w:t xml:space="preserve">06</w:t>
-            </w:r>
-          </w:p>
-        </w:tc>
-        <w:tc>
-          <w:tcPr>
-            <w:tcW w:type="dxa" w:w="4982"/>
             <w:tcBorders>
               <w:top w:val="single" w:color="CBD5E1" w:sz="4"/>
               <w:left w:val="single" w:color="CBD5E1" w:sz="4"/>
@@ -3128,14 +3001,14 @@
                 <w:szCs w:val="16"/>
                 <w:shd w:fill="F1F5F9" w:color="auto" w:val="clear"/>
               </w:rPr>
-              <w:t xml:space="preserve">API_BASE</w:t>
-            </w:r>
-            <w:r>
-              <w:rPr>
-                <w:sz w:val="17"/>
-                <w:szCs w:val="17"/>
-              </w:rPr>
-              <w:t xml:space="preserve"> fijo en </w:t>
+              <w:t xml:space="preserve">../backend/src/db.js</w:t>
+            </w:r>
+            <w:r>
+              <w:rPr>
+                <w:sz w:val="17"/>
+                <w:szCs w:val="17"/>
+              </w:rPr>
+              <w:t xml:space="preserve">, </w:t>
             </w:r>
             <w:r>
               <w:rPr>
@@ -3144,36 +3017,7 @@
                 <w:szCs w:val="16"/>
                 <w:shd w:fill="F1F5F9" w:color="auto" w:val="clear"/>
               </w:rPr>
-              <w:t xml:space="preserve">http://localhost:8081</w:t>
-            </w:r>
-          </w:p>
-        </w:tc>
-        <w:tc>
-          <w:tcPr>
-            <w:tcW w:type="dxa" w:w="3321"/>
-            <w:tcBorders>
-              <w:top w:val="single" w:color="CBD5E1" w:sz="4"/>
-              <w:left w:val="single" w:color="CBD5E1" w:sz="4"/>
-              <w:bottom w:val="single" w:color="CBD5E1" w:sz="4"/>
-              <w:right w:val="single" w:color="CBD5E1" w:sz="4"/>
-            </w:tcBorders>
-            <w:tcMar>
-              <w:top w:type="dxa" w:w="60"/>
-              <w:left w:type="dxa" w:w="90"/>
-              <w:bottom w:type="dxa" w:w="60"/>
-              <w:right w:type="dxa" w:w="90"/>
-            </w:tcMar>
-            <w:vAlign w:val="top"/>
-          </w:tcPr>
-          <w:p>
-            <w:r>
-              <w:rPr>
-                <w:sz w:val="17"/>
-                <w:szCs w:val="17"/>
-              </w:rPr>
-              <w:t xml:space="preserve">BUG</w:t>
-              <w:noBreakHyphen/>
-              <w:t xml:space="preserve">003</w:t>
+              <w:t xml:space="preserve">../backend/src/autorizacion.js</w:t>
             </w:r>
           </w:p>
         </w:tc>
@@ -3204,7 +3048,7 @@
               </w:rPr>
               <w:t xml:space="preserve">LIM</w:t>
               <w:noBreakHyphen/>
-              <w:t xml:space="preserve">07</w:t>
+              <w:t xml:space="preserve">05</w:t>
             </w:r>
           </w:p>
         </w:tc>
@@ -3231,7 +3075,7 @@
                 <w:sz w:val="17"/>
                 <w:szCs w:val="17"/>
               </w:rPr>
-              <w:t xml:space="preserve">Workflows n8n inactivos; W5 y W9 sin uso</w:t>
+              <w:t xml:space="preserve">Traducción incompleta</w:t>
             </w:r>
           </w:p>
         </w:tc>
@@ -3262,7 +3106,9 @@
               <w:noBreakHyphen/>
               <w:t xml:space="preserve">F</w:t>
               <w:noBreakHyphen/>
-              <w:t xml:space="preserve">036</w:t>
+              <w:t xml:space="preserve">038, BUG</w:t>
+              <w:noBreakHyphen/>
+              <w:t xml:space="preserve">016</w:t>
             </w:r>
           </w:p>
         </w:tc>
@@ -3293,7 +3139,7 @@
               </w:rPr>
               <w:t xml:space="preserve">LIM</w:t>
               <w:noBreakHyphen/>
-              <w:t xml:space="preserve">08</w:t>
+              <w:t xml:space="preserve">06</w:t>
             </w:r>
           </w:p>
         </w:tc>
@@ -3315,102 +3161,6 @@
             <w:vAlign w:val="top"/>
           </w:tcPr>
           <w:p>
-            <w:r>
-              <w:rPr>
-                <w:sz w:val="17"/>
-                <w:szCs w:val="17"/>
-              </w:rPr>
-              <w:t xml:space="preserve">Sin antivirus para documentos subidos</w:t>
-            </w:r>
-          </w:p>
-        </w:tc>
-        <w:tc>
-          <w:tcPr>
-            <w:tcW w:type="dxa" w:w="3321"/>
-            <w:tcBorders>
-              <w:top w:val="single" w:color="CBD5E1" w:sz="4"/>
-              <w:left w:val="single" w:color="CBD5E1" w:sz="4"/>
-              <w:bottom w:val="single" w:color="CBD5E1" w:sz="4"/>
-              <w:right w:val="single" w:color="CBD5E1" w:sz="4"/>
-            </w:tcBorders>
-            <w:tcMar>
-              <w:top w:type="dxa" w:w="60"/>
-              <w:left w:type="dxa" w:w="90"/>
-              <w:bottom w:type="dxa" w:w="60"/>
-              <w:right w:type="dxa" w:w="90"/>
-            </w:tcMar>
-            <w:vAlign w:val="top"/>
-          </w:tcPr>
-          <w:p>
-            <w:r>
-              <w:rPr>
-                <w:sz w:val="17"/>
-                <w:szCs w:val="17"/>
-              </w:rPr>
-              <w:t xml:space="preserve">REQ</w:t>
-              <w:noBreakHyphen/>
-              <w:t xml:space="preserve">F</w:t>
-              <w:noBreakHyphen/>
-              <w:t xml:space="preserve">027</w:t>
-            </w:r>
-          </w:p>
-        </w:tc>
-      </w:tr>
-      <w:tr>
-        <w:tc>
-          <w:tcPr>
-            <w:tcW w:type="dxa" w:w="1057"/>
-            <w:tcBorders>
-              <w:top w:val="single" w:color="CBD5E1" w:sz="4"/>
-              <w:left w:val="single" w:color="CBD5E1" w:sz="4"/>
-              <w:bottom w:val="single" w:color="CBD5E1" w:sz="4"/>
-              <w:right w:val="single" w:color="CBD5E1" w:sz="4"/>
-            </w:tcBorders>
-            <w:tcMar>
-              <w:top w:type="dxa" w:w="60"/>
-              <w:left w:type="dxa" w:w="90"/>
-              <w:bottom w:type="dxa" w:w="60"/>
-              <w:right w:type="dxa" w:w="90"/>
-            </w:tcMar>
-            <w:vAlign w:val="top"/>
-          </w:tcPr>
-          <w:p>
-            <w:r>
-              <w:rPr>
-                <w:sz w:val="17"/>
-                <w:szCs w:val="17"/>
-              </w:rPr>
-              <w:t xml:space="preserve">LIM</w:t>
-              <w:noBreakHyphen/>
-              <w:t xml:space="preserve">09</w:t>
-            </w:r>
-          </w:p>
-        </w:tc>
-        <w:tc>
-          <w:tcPr>
-            <w:tcW w:type="dxa" w:w="4982"/>
-            <w:tcBorders>
-              <w:top w:val="single" w:color="CBD5E1" w:sz="4"/>
-              <w:left w:val="single" w:color="CBD5E1" w:sz="4"/>
-              <w:bottom w:val="single" w:color="CBD5E1" w:sz="4"/>
-              <w:right w:val="single" w:color="CBD5E1" w:sz="4"/>
-            </w:tcBorders>
-            <w:tcMar>
-              <w:top w:type="dxa" w:w="60"/>
-              <w:left w:type="dxa" w:w="90"/>
-              <w:bottom w:type="dxa" w:w="60"/>
-              <w:right w:type="dxa" w:w="90"/>
-            </w:tcMar>
-            <w:vAlign w:val="top"/>
-          </w:tcPr>
-          <w:p>
-            <w:r>
-              <w:rPr>
-                <w:sz w:val="17"/>
-                <w:szCs w:val="17"/>
-              </w:rPr>
-              <w:t xml:space="preserve">El valor </w:t>
-            </w:r>
             <w:r>
               <w:rPr>
                 <w:rFonts w:ascii="Consolas" w:cs="Consolas" w:eastAsia="Consolas" w:hAnsi="Consolas"/>
@@ -3418,14 +3168,14 @@
                 <w:szCs w:val="16"/>
                 <w:shd w:fill="F1F5F9" w:color="auto" w:val="clear"/>
               </w:rPr>
-              <w:t xml:space="preserve">suspendida</w:t>
-            </w:r>
-            <w:r>
-              <w:rPr>
-                <w:sz w:val="17"/>
-                <w:szCs w:val="17"/>
-              </w:rPr>
-              <w:t xml:space="preserve"> de </w:t>
+              <w:t xml:space="preserve">API_BASE</w:t>
+            </w:r>
+            <w:r>
+              <w:rPr>
+                <w:sz w:val="17"/>
+                <w:szCs w:val="17"/>
+              </w:rPr>
+              <w:t xml:space="preserve"> fijo en </w:t>
             </w:r>
             <w:r>
               <w:rPr>
@@ -3434,6 +3184,296 @@
                 <w:szCs w:val="16"/>
                 <w:shd w:fill="F1F5F9" w:color="auto" w:val="clear"/>
               </w:rPr>
+              <w:t xml:space="preserve">http://localhost:8081</w:t>
+            </w:r>
+          </w:p>
+        </w:tc>
+        <w:tc>
+          <w:tcPr>
+            <w:tcW w:type="dxa" w:w="3321"/>
+            <w:tcBorders>
+              <w:top w:val="single" w:color="CBD5E1" w:sz="4"/>
+              <w:left w:val="single" w:color="CBD5E1" w:sz="4"/>
+              <w:bottom w:val="single" w:color="CBD5E1" w:sz="4"/>
+              <w:right w:val="single" w:color="CBD5E1" w:sz="4"/>
+            </w:tcBorders>
+            <w:tcMar>
+              <w:top w:type="dxa" w:w="60"/>
+              <w:left w:type="dxa" w:w="90"/>
+              <w:bottom w:type="dxa" w:w="60"/>
+              <w:right w:type="dxa" w:w="90"/>
+            </w:tcMar>
+            <w:vAlign w:val="top"/>
+          </w:tcPr>
+          <w:p>
+            <w:r>
+              <w:rPr>
+                <w:sz w:val="17"/>
+                <w:szCs w:val="17"/>
+              </w:rPr>
+              <w:t xml:space="preserve">BUG</w:t>
+              <w:noBreakHyphen/>
+              <w:t xml:space="preserve">003</w:t>
+            </w:r>
+          </w:p>
+        </w:tc>
+      </w:tr>
+      <w:tr>
+        <w:tc>
+          <w:tcPr>
+            <w:tcW w:type="dxa" w:w="1057"/>
+            <w:tcBorders>
+              <w:top w:val="single" w:color="CBD5E1" w:sz="4"/>
+              <w:left w:val="single" w:color="CBD5E1" w:sz="4"/>
+              <w:bottom w:val="single" w:color="CBD5E1" w:sz="4"/>
+              <w:right w:val="single" w:color="CBD5E1" w:sz="4"/>
+            </w:tcBorders>
+            <w:tcMar>
+              <w:top w:type="dxa" w:w="60"/>
+              <w:left w:type="dxa" w:w="90"/>
+              <w:bottom w:type="dxa" w:w="60"/>
+              <w:right w:type="dxa" w:w="90"/>
+            </w:tcMar>
+            <w:vAlign w:val="top"/>
+          </w:tcPr>
+          <w:p>
+            <w:r>
+              <w:rPr>
+                <w:sz w:val="17"/>
+                <w:szCs w:val="17"/>
+              </w:rPr>
+              <w:t xml:space="preserve">LIM</w:t>
+              <w:noBreakHyphen/>
+              <w:t xml:space="preserve">07</w:t>
+            </w:r>
+          </w:p>
+        </w:tc>
+        <w:tc>
+          <w:tcPr>
+            <w:tcW w:type="dxa" w:w="4982"/>
+            <w:tcBorders>
+              <w:top w:val="single" w:color="CBD5E1" w:sz="4"/>
+              <w:left w:val="single" w:color="CBD5E1" w:sz="4"/>
+              <w:bottom w:val="single" w:color="CBD5E1" w:sz="4"/>
+              <w:right w:val="single" w:color="CBD5E1" w:sz="4"/>
+            </w:tcBorders>
+            <w:tcMar>
+              <w:top w:type="dxa" w:w="60"/>
+              <w:left w:type="dxa" w:w="90"/>
+              <w:bottom w:type="dxa" w:w="60"/>
+              <w:right w:type="dxa" w:w="90"/>
+            </w:tcMar>
+            <w:vAlign w:val="top"/>
+          </w:tcPr>
+          <w:p>
+            <w:r>
+              <w:rPr>
+                <w:sz w:val="17"/>
+                <w:szCs w:val="17"/>
+              </w:rPr>
+              <w:t xml:space="preserve">Workflows n8n inactivos; W5 y W9 sin uso</w:t>
+            </w:r>
+          </w:p>
+        </w:tc>
+        <w:tc>
+          <w:tcPr>
+            <w:tcW w:type="dxa" w:w="3321"/>
+            <w:tcBorders>
+              <w:top w:val="single" w:color="CBD5E1" w:sz="4"/>
+              <w:left w:val="single" w:color="CBD5E1" w:sz="4"/>
+              <w:bottom w:val="single" w:color="CBD5E1" w:sz="4"/>
+              <w:right w:val="single" w:color="CBD5E1" w:sz="4"/>
+            </w:tcBorders>
+            <w:tcMar>
+              <w:top w:type="dxa" w:w="60"/>
+              <w:left w:type="dxa" w:w="90"/>
+              <w:bottom w:type="dxa" w:w="60"/>
+              <w:right w:type="dxa" w:w="90"/>
+            </w:tcMar>
+            <w:vAlign w:val="top"/>
+          </w:tcPr>
+          <w:p>
+            <w:r>
+              <w:rPr>
+                <w:sz w:val="17"/>
+                <w:szCs w:val="17"/>
+              </w:rPr>
+              <w:t xml:space="preserve">REQ</w:t>
+              <w:noBreakHyphen/>
+              <w:t xml:space="preserve">F</w:t>
+              <w:noBreakHyphen/>
+              <w:t xml:space="preserve">036</w:t>
+            </w:r>
+          </w:p>
+        </w:tc>
+      </w:tr>
+      <w:tr>
+        <w:tc>
+          <w:tcPr>
+            <w:tcW w:type="dxa" w:w="1057"/>
+            <w:tcBorders>
+              <w:top w:val="single" w:color="CBD5E1" w:sz="4"/>
+              <w:left w:val="single" w:color="CBD5E1" w:sz="4"/>
+              <w:bottom w:val="single" w:color="CBD5E1" w:sz="4"/>
+              <w:right w:val="single" w:color="CBD5E1" w:sz="4"/>
+            </w:tcBorders>
+            <w:tcMar>
+              <w:top w:type="dxa" w:w="60"/>
+              <w:left w:type="dxa" w:w="90"/>
+              <w:bottom w:type="dxa" w:w="60"/>
+              <w:right w:type="dxa" w:w="90"/>
+            </w:tcMar>
+            <w:vAlign w:val="top"/>
+          </w:tcPr>
+          <w:p>
+            <w:r>
+              <w:rPr>
+                <w:sz w:val="17"/>
+                <w:szCs w:val="17"/>
+              </w:rPr>
+              <w:t xml:space="preserve">LIM</w:t>
+              <w:noBreakHyphen/>
+              <w:t xml:space="preserve">08</w:t>
+            </w:r>
+          </w:p>
+        </w:tc>
+        <w:tc>
+          <w:tcPr>
+            <w:tcW w:type="dxa" w:w="4982"/>
+            <w:tcBorders>
+              <w:top w:val="single" w:color="CBD5E1" w:sz="4"/>
+              <w:left w:val="single" w:color="CBD5E1" w:sz="4"/>
+              <w:bottom w:val="single" w:color="CBD5E1" w:sz="4"/>
+              <w:right w:val="single" w:color="CBD5E1" w:sz="4"/>
+            </w:tcBorders>
+            <w:tcMar>
+              <w:top w:type="dxa" w:w="60"/>
+              <w:left w:type="dxa" w:w="90"/>
+              <w:bottom w:type="dxa" w:w="60"/>
+              <w:right w:type="dxa" w:w="90"/>
+            </w:tcMar>
+            <w:vAlign w:val="top"/>
+          </w:tcPr>
+          <w:p>
+            <w:r>
+              <w:rPr>
+                <w:sz w:val="17"/>
+                <w:szCs w:val="17"/>
+              </w:rPr>
+              <w:t xml:space="preserve">Sin antivirus para documentos subidos</w:t>
+            </w:r>
+          </w:p>
+        </w:tc>
+        <w:tc>
+          <w:tcPr>
+            <w:tcW w:type="dxa" w:w="3321"/>
+            <w:tcBorders>
+              <w:top w:val="single" w:color="CBD5E1" w:sz="4"/>
+              <w:left w:val="single" w:color="CBD5E1" w:sz="4"/>
+              <w:bottom w:val="single" w:color="CBD5E1" w:sz="4"/>
+              <w:right w:val="single" w:color="CBD5E1" w:sz="4"/>
+            </w:tcBorders>
+            <w:tcMar>
+              <w:top w:type="dxa" w:w="60"/>
+              <w:left w:type="dxa" w:w="90"/>
+              <w:bottom w:type="dxa" w:w="60"/>
+              <w:right w:type="dxa" w:w="90"/>
+            </w:tcMar>
+            <w:vAlign w:val="top"/>
+          </w:tcPr>
+          <w:p>
+            <w:r>
+              <w:rPr>
+                <w:sz w:val="17"/>
+                <w:szCs w:val="17"/>
+              </w:rPr>
+              <w:t xml:space="preserve">REQ</w:t>
+              <w:noBreakHyphen/>
+              <w:t xml:space="preserve">F</w:t>
+              <w:noBreakHyphen/>
+              <w:t xml:space="preserve">027</w:t>
+            </w:r>
+          </w:p>
+        </w:tc>
+      </w:tr>
+      <w:tr>
+        <w:tc>
+          <w:tcPr>
+            <w:tcW w:type="dxa" w:w="1057"/>
+            <w:tcBorders>
+              <w:top w:val="single" w:color="CBD5E1" w:sz="4"/>
+              <w:left w:val="single" w:color="CBD5E1" w:sz="4"/>
+              <w:bottom w:val="single" w:color="CBD5E1" w:sz="4"/>
+              <w:right w:val="single" w:color="CBD5E1" w:sz="4"/>
+            </w:tcBorders>
+            <w:tcMar>
+              <w:top w:type="dxa" w:w="60"/>
+              <w:left w:type="dxa" w:w="90"/>
+              <w:bottom w:type="dxa" w:w="60"/>
+              <w:right w:type="dxa" w:w="90"/>
+            </w:tcMar>
+            <w:vAlign w:val="top"/>
+          </w:tcPr>
+          <w:p>
+            <w:r>
+              <w:rPr>
+                <w:sz w:val="17"/>
+                <w:szCs w:val="17"/>
+              </w:rPr>
+              <w:t xml:space="preserve">LIM</w:t>
+              <w:noBreakHyphen/>
+              <w:t xml:space="preserve">09</w:t>
+            </w:r>
+          </w:p>
+        </w:tc>
+        <w:tc>
+          <w:tcPr>
+            <w:tcW w:type="dxa" w:w="4982"/>
+            <w:tcBorders>
+              <w:top w:val="single" w:color="CBD5E1" w:sz="4"/>
+              <w:left w:val="single" w:color="CBD5E1" w:sz="4"/>
+              <w:bottom w:val="single" w:color="CBD5E1" w:sz="4"/>
+              <w:right w:val="single" w:color="CBD5E1" w:sz="4"/>
+            </w:tcBorders>
+            <w:tcMar>
+              <w:top w:type="dxa" w:w="60"/>
+              <w:left w:type="dxa" w:w="90"/>
+              <w:bottom w:type="dxa" w:w="60"/>
+              <w:right w:type="dxa" w:w="90"/>
+            </w:tcMar>
+            <w:vAlign w:val="top"/>
+          </w:tcPr>
+          <w:p>
+            <w:r>
+              <w:rPr>
+                <w:sz w:val="17"/>
+                <w:szCs w:val="17"/>
+              </w:rPr>
+              <w:t xml:space="preserve">El valor </w:t>
+            </w:r>
+            <w:r>
+              <w:rPr>
+                <w:rFonts w:ascii="Consolas" w:cs="Consolas" w:eastAsia="Consolas" w:hAnsi="Consolas"/>
+                <w:sz w:val="16"/>
+                <w:szCs w:val="16"/>
+                <w:shd w:fill="F1F5F9" w:color="auto" w:val="clear"/>
+              </w:rPr>
+              <w:t xml:space="preserve">suspendida</w:t>
+            </w:r>
+            <w:r>
+              <w:rPr>
+                <w:sz w:val="17"/>
+                <w:szCs w:val="17"/>
+              </w:rPr>
+              <w:t xml:space="preserve"> de </w:t>
+            </w:r>
+            <w:r>
+              <w:rPr>
+                <w:rFonts w:ascii="Consolas" w:cs="Consolas" w:eastAsia="Consolas" w:hAnsi="Consolas"/>
+                <w:sz w:val="16"/>
+                <w:szCs w:val="16"/>
+                <w:shd w:fill="F1F5F9" w:color="auto" w:val="clear"/>
+              </w:rPr>
               <w:t xml:space="preserve">usuarios.estado_cuenta</w:t>
             </w:r>
             <w:r>
@@ -3472,7 +3512,7 @@
               <w:noBreakHyphen/>
               <w:t xml:space="preserve">023 (ver </w:t>
             </w:r>
-            <w:hyperlink w:history="1" r:id="rIdqzstxvchxiw6fx43fjo7b">
+            <w:hyperlink w:history="1" r:id="rIdba5i7gkuz9oeuyd5qt8xr">
               <w:r>
                 <w:rPr>
                   <w:color w:val="1D4ED8"/>
@@ -3713,7 +3753,7 @@
         </w:numPr>
         <w:spacing w:after="40"/>
       </w:pPr>
-      <w:hyperlink w:history="1" r:id="rIdijr4qunihenohhneiwcgm">
+      <w:hyperlink w:history="1" r:id="rIdozdrnmjypztjkxtjj7fwr">
         <w:r>
           <w:rPr>
             <w:color w:val="1D4ED8"/>
@@ -3725,7 +3765,7 @@
       <w:r>
         <w:t xml:space="preserve">, </w:t>
       </w:r>
-      <w:hyperlink w:history="1" r:id="rIdkxcbtod_qgszww1sndu5e">
+      <w:hyperlink w:history="1" r:id="rIdbdqk-a5ifyqya4gpwbvea">
         <w:r>
           <w:rPr>
             <w:color w:val="1D4ED8"/>
